--- a/assignment 7/Assign_7_BE28.docx
+++ b/assignment 7/Assign_7_BE28.docx
@@ -35,6 +35,26 @@
           <w:lang w:val="en-US"/>
         </w:rPr>
       </w:pPr>
+      <w:proofErr w:type="spellStart"/>
+      <w:r>
+        <w:rPr>
+          <w:lang w:val="en-US"/>
+        </w:rPr>
+        <w:t>Github</w:t>
+      </w:r>
+      <w:proofErr w:type="spellEnd"/>
+      <w:r>
+        <w:rPr>
+          <w:lang w:val="en-US"/>
+        </w:rPr>
+        <w:t xml:space="preserve"> link: </w:t>
+      </w:r>
+      <w:r>
+        <w:rPr>
+          <w:lang w:val="en-US"/>
+        </w:rPr>
+        <w:t>https://github.com/NightCoderLJ/Bioinformatids_Assignments_be28/tree/5464650e81de05ec3ba4a667530ef3d6fa4ac4ea/assignment%207</w:t>
+      </w:r>
     </w:p>
     <w:p>
       <w:pPr>
@@ -55,6 +75,7 @@
       </w:r>
       <w:r>
         <w:rPr>
+          <w:noProof/>
           <w:lang w:val="en-US"/>
         </w:rPr>
         <w:drawing>
@@ -95,6 +116,7 @@
       </w:r>
       <w:r>
         <w:rPr>
+          <w:noProof/>
           <w:lang w:val="en-US"/>
         </w:rPr>
         <w:drawing>
@@ -203,7 +225,11 @@
         <w:t>Sequence 3:</w:t>
       </w:r>
       <w:r>
-        <w:t xml:space="preserve"> Exhibits a much more balanced distribution typical of a standard globular soluble protein. It is highly enriched in Glycine (G) at ~13.7% and Alanine (A) at ~9.8%, which provide high backbone flexibility. The relatively high Serine (S) content (8.5%) also supports surface-level solvent interaction.</w:t>
+        <w:t xml:space="preserve"> Exhibits a much more balanced distribution typical of a standard globular soluble protein. It is highly enriched in Glycine (G) at ~13.7% and Alanine </w:t>
+      </w:r>
+      <w:r>
+        <w:lastRenderedPageBreak/>
+        <w:t>(A) at ~9.8%, which provide high backbone flexibility. The relatively high Serine (S) content (8.5%) also supports surface-level solvent interaction.</w:t>
       </w:r>
     </w:p>
     <w:p>
@@ -227,6 +253,7 @@
       </w:r>
       <w:r>
         <w:rPr>
+          <w:noProof/>
           <w:lang w:val="en-US"/>
         </w:rPr>
         <w:drawing>
@@ -276,6 +303,7 @@
       </w:r>
       <w:r>
         <w:rPr>
+          <w:noProof/>
           <w:lang w:val="en-US"/>
         </w:rPr>
         <w:drawing>
@@ -329,6 +357,7 @@
       </w:r>
       <w:r>
         <w:rPr>
+          <w:noProof/>
           <w:lang w:val="en-US"/>
         </w:rPr>
         <w:drawing>
@@ -369,6 +398,7 @@
       </w:r>
       <w:r>
         <w:rPr>
+          <w:noProof/>
           <w:lang w:val="en-US"/>
         </w:rPr>
         <w:drawing>
@@ -423,6 +453,7 @@
       </w:r>
       <w:r>
         <w:rPr>
+          <w:noProof/>
           <w:lang w:val="en-US"/>
         </w:rPr>
         <w:drawing>
@@ -463,6 +494,7 @@
       </w:r>
       <w:r>
         <w:rPr>
+          <w:noProof/>
           <w:lang w:val="en-US"/>
         </w:rPr>
         <w:drawing>
@@ -503,6 +535,7 @@
       </w:r>
       <w:r>
         <w:rPr>
+          <w:noProof/>
           <w:lang w:val="en-US"/>
         </w:rPr>
         <w:drawing>
@@ -578,6 +611,7 @@
       </w:r>
       <w:r>
         <w:rPr>
+          <w:noProof/>
           <w:lang w:val="en-US"/>
         </w:rPr>
         <w:drawing>
@@ -618,6 +652,7 @@
       </w:r>
       <w:r>
         <w:rPr>
+          <w:noProof/>
           <w:lang w:val="en-US"/>
         </w:rPr>
         <w:drawing>
@@ -658,6 +693,7 @@
       </w:r>
       <w:r>
         <w:rPr>
+          <w:noProof/>
           <w:lang w:val="en-US"/>
         </w:rPr>
         <w:drawing>
